--- a/downloads/documents/04 Units/Unit 05 - Apparel and Textile Production and Design - Make It, Mend It, Wear It/Lesson 05.10 - Meet the Machine Parts Safety Threading and Paper Drills.docx
+++ b/downloads/documents/04 Units/Unit 05 - Apparel and Textile Production and Design - Make It, Mend It, Wear It/Lesson 05.10 - Meet the Machine Parts Safety Threading and Paper Drills.docx
@@ -345,7 +345,7 @@
         <w:t xml:space="preserve">Vocabulary 05.md</w:t>
       </w:r>
       <w:r>
-        <w:t xml:space="preserve">) for Turkish, Portuguese, and Spanish.</w:t>
+        <w:t xml:space="preserve">) for Spanish.</w:t>
       </w:r>
     </w:p>
     <w:p>
@@ -1665,7 +1665,7 @@
         <w:pStyle w:val="Compact"/>
       </w:pPr>
       <w:r>
-        <w:t xml:space="preserve">ELL: the parts diagram and the threading path are numbered picture steps that can be followed without English; the four rules and the close-down routine are posted in English, Turkish, Portuguese, and Spanish (see</w:t>
+        <w:t xml:space="preserve">ELL: the parts diagram and the threading path are numbered picture steps that can be followed without English; the four rules and the close-down routine are posted in English and Spanish (see</w:t>
       </w:r>
       <w:r>
         <w:t xml:space="preserve"> </w:t>
